--- a/public/templates/SOLICITAÇÃO PARA EXAME.docx
+++ b/public/templates/SOLICITAÇÃO PARA EXAME.docx
@@ -4,107 +4,66 @@
   <w:body>
     <w:p>
       <w:pPr>
-        <w:spacing w:after="240" w:before="240" w:lineRule="auto"/>
-        <w:rPr>
-          <w:b w:val="1"/>
-          <w:bCs w:val="1"/>
-          <w:sz w:val="36"/>
-          <w:szCs w:val="36"/>
-        </w:rPr>
-      </w:pPr>
-      <w:bookmarkStart w:colFirst="0" w:colLast="0" w:name="_heading=h.9n1rbhlypto9" w:id="0"/>
-      <w:bookmarkEnd w:id="0"/>
-      <w:r>
-        <w:rPr>
-          <w:b w:val="1"/>
-          <w:bCs w:val="1"/>
-          <w:sz w:val="36"/>
-          <w:szCs w:val="36"/>
-        </w:rPr>
-        <w:drawing>
-          <wp:inline distB="114300" distT="114300" distL="114300" distR="114300">
-            <wp:extent cx="2058353" cy="1158050"/>
-            <wp:effectExtent b="0" l="0" r="0" t="0"/>
-            <wp:docPr id="1" name="image1.png"/>
-            <a:graphic>
-              <a:graphicData uri="http://schemas.openxmlformats.org/drawingml/2006/picture">
-                <pic:pic>
-                  <pic:nvPicPr>
-                    <pic:cNvPr id="0" name="image1.png"/>
-                    <pic:cNvPicPr preferRelativeResize="0"/>
-                  </pic:nvPicPr>
-                  <pic:blipFill>
-                    <a:blip r:embed="rId7"/>
-                    <a:srcRect b="0" l="0" r="0" t="0"/>
-                    <a:stretch>
-                      <a:fillRect/>
-                    </a:stretch>
-                  </pic:blipFill>
-                  <pic:spPr>
-                    <a:xfrm>
-                      <a:off x="0" y="0"/>
-                      <a:ext cx="2058353" cy="1158050"/>
-                    </a:xfrm>
-                    <a:prstGeom prst="rect"/>
-                    <a:ln/>
-                  </pic:spPr>
-                </pic:pic>
-              </a:graphicData>
-            </a:graphic>
-          </wp:inline>
-        </w:drawing>
-      </w:r>
-      <w:r>
-        <w:rPr>
-          <w:rtl w:val="0"/>
-        </w:rPr>
-      </w:r>
-    </w:p>
-    <w:p>
-      <w:pPr>
-        <w:spacing w:after="240" w:before="240" w:lineRule="auto"/>
-        <w:rPr>
-          <w:sz w:val="36"/>
-          <w:szCs w:val="36"/>
-        </w:rPr>
-      </w:pPr>
-      <w:bookmarkStart w:colFirst="0" w:colLast="0" w:name="_heading=h.5hrq5upwpck6" w:id="1"/>
-      <w:bookmarkEnd w:id="1"/>
-      <w:r>
-        <w:rPr>
-          <w:b w:val="1"/>
-          <w:bCs w:val="1"/>
-          <w:sz w:val="36"/>
-          <w:szCs w:val="36"/>
-          <w:rtl w:val="0"/>
-        </w:rPr>
-        <w:t xml:space="preserve">Dra. Shara – Fisioterapeuta</w:t>
-      </w:r>
-      <w:r>
-        <w:rPr>
-          <w:sz w:val="36"/>
-          <w:szCs w:val="36"/>
-          <w:rtl w:val="0"/>
-        </w:rPr>
-        <w:t xml:space="preserve"> CREFITO-4/ 40974-F</w:t>
-      </w:r>
-    </w:p>
-    <w:p>
-      <w:pPr>
-        <w:pStyle w:val="Heading1"/>
-        <w:keepNext w:val="0"/>
-        <w:keepLines w:val="0"/>
-        <w:rPr>
-          <w:sz w:val="60"/>
-          <w:szCs w:val="60"/>
-        </w:rPr>
-      </w:pPr>
-      <w:bookmarkStart w:colFirst="0" w:colLast="0" w:name="_heading=h.qi1225gu1kns" w:id="2"/>
-      <w:bookmarkEnd w:id="2"/>
-      <w:r>
-        <w:rPr>
-          <w:sz w:val="60"/>
-          <w:szCs w:val="60"/>
+        <w:jc w:val="center"/>
+        <w:rPr>
+          <w:b w:val="1"/>
+          <w:bCs w:val="1"/>
+          <w:sz w:val="28"/>
+          <w:szCs w:val="28"/>
+        </w:rPr>
+      </w:pPr>
+      <w:r>
+        <w:rPr>
+          <w:rtl w:val="0"/>
+        </w:rPr>
+      </w:r>
+    </w:p>
+    <w:p>
+      <w:pPr>
+        <w:jc w:val="center"/>
+        <w:rPr>
+          <w:sz w:val="2"/>
+          <w:szCs w:val="2"/>
+        </w:rPr>
+      </w:pPr>
+      <w:r>
+        <w:rPr>
+          <w:rtl w:val="0"/>
+        </w:rPr>
+      </w:r>
+    </w:p>
+    <w:p>
+      <w:pPr>
+        <w:jc w:val="center"/>
+        <w:rPr>
+          <w:b w:val="1"/>
+          <w:bCs w:val="1"/>
+          <w:sz w:val="44"/>
+          <w:szCs w:val="44"/>
+        </w:rPr>
+      </w:pPr>
+      <w:r>
+        <w:rPr>
+          <w:rtl w:val="0"/>
+        </w:rPr>
+      </w:r>
+    </w:p>
+    <w:p>
+      <w:pPr>
+        <w:jc w:val="center"/>
+        <w:rPr>
+          <w:b w:val="1"/>
+          <w:bCs w:val="1"/>
+          <w:sz w:val="44"/>
+          <w:szCs w:val="44"/>
+        </w:rPr>
+      </w:pPr>
+      <w:r>
+        <w:rPr>
+          <w:b w:val="1"/>
+          <w:bCs w:val="1"/>
+          <w:sz w:val="44"/>
+          <w:szCs w:val="44"/>
           <w:rtl w:val="0"/>
         </w:rPr>
         <w:t xml:space="preserve">SOLICITAÇÃO DE EXAME</w:t>
@@ -112,248 +71,272 @@
     </w:p>
     <w:p>
       <w:pPr>
-        <w:spacing w:after="240" w:before="240" w:lineRule="auto"/>
-        <w:rPr>
-          <w:sz w:val="36"/>
-          <w:szCs w:val="36"/>
-        </w:rPr>
-      </w:pPr>
-      <w:bookmarkStart w:colFirst="0" w:colLast="0" w:name="_heading=h.9n1rbhlypto9" w:id="0"/>
-      <w:bookmarkEnd w:id="0"/>
-      <w:r>
-        <w:rPr>
-          <w:b w:val="1"/>
-          <w:bCs w:val="1"/>
-          <w:sz w:val="36"/>
-          <w:szCs w:val="36"/>
-          <w:rtl w:val="0"/>
-        </w:rPr>
-        <w:t xml:space="preserve">Paciente:</w:t>
-      </w:r>
-      <w:r>
-        <w:rPr>
-          <w:sz w:val="36"/>
-          <w:szCs w:val="36"/>
-          <w:rtl w:val="0"/>
-        </w:rPr>
-        <w:t xml:space="preserve"> {{nome_paciente}}</w:t>
-      </w:r>
-    </w:p>
-    <w:p>
-      <w:pPr>
-        <w:spacing w:after="240" w:before="240" w:lineRule="auto"/>
-        <w:rPr>
-          <w:sz w:val="36"/>
-          <w:szCs w:val="36"/>
-        </w:rPr>
-      </w:pPr>
-      <w:bookmarkStart w:colFirst="0" w:colLast="0" w:name="_heading=h.9n1rbhlypto9" w:id="0"/>
-      <w:bookmarkEnd w:id="0"/>
-      <w:r>
-        <w:rPr>
-          <w:b w:val="1"/>
-          <w:bCs w:val="1"/>
-          <w:sz w:val="36"/>
-          <w:szCs w:val="36"/>
-          <w:rtl w:val="0"/>
-        </w:rPr>
-        <w:t xml:space="preserve">Solicitação:</w:t>
-      </w:r>
-      <w:r>
-        <w:rPr>
-          <w:sz w:val="36"/>
-          <w:szCs w:val="36"/>
-          <w:rtl w:val="0"/>
-        </w:rPr>
-        <w:t xml:space="preserve"> Solicito através deste, o exame </w:t>
-      </w:r>
-      <w:r>
-        <w:rPr>
-          <w:b w:val="1"/>
-          <w:bCs w:val="1"/>
-          <w:sz w:val="36"/>
-          <w:szCs w:val="36"/>
-          <w:rtl w:val="0"/>
-        </w:rPr>
-        <w:t xml:space="preserve">{{tipo_exame}}</w:t>
-      </w:r>
-      <w:r>
-        <w:rPr>
-          <w:sz w:val="36"/>
-          <w:szCs w:val="36"/>
-          <w:rtl w:val="0"/>
-        </w:rPr>
-        <w:t xml:space="preserve">, para avaliar as condições </w:t>
-      </w:r>
-      <w:r>
-        <w:rPr>
-          <w:b w:val="1"/>
-          <w:bCs w:val="1"/>
-          <w:sz w:val="36"/>
-          <w:szCs w:val="36"/>
-          <w:rtl w:val="0"/>
-        </w:rPr>
-        <w:t xml:space="preserve">{{condicoes_avaliar}}</w:t>
-      </w:r>
-      <w:r>
-        <w:rPr>
-          <w:sz w:val="36"/>
-          <w:szCs w:val="36"/>
-          <w:rtl w:val="0"/>
-        </w:rPr>
-        <w:t xml:space="preserve"> do paciente acima citado.</w:t>
-      </w:r>
-    </w:p>
-    <w:p>
-      <w:pPr>
-        <w:spacing w:after="240" w:before="240" w:lineRule="auto"/>
-        <w:rPr>
-          <w:sz w:val="36"/>
-          <w:szCs w:val="36"/>
-        </w:rPr>
-      </w:pPr>
-      <w:bookmarkStart w:colFirst="0" w:colLast="0" w:name="_heading=h.3u2o7gkh8rxr" w:id="3"/>
-      <w:bookmarkEnd w:id="3"/>
-      <w:r>
-        <w:rPr>
-          <w:rtl w:val="0"/>
-        </w:rPr>
-      </w:r>
-    </w:p>
-    <w:p>
-      <w:pPr>
-        <w:spacing w:after="240" w:before="240" w:lineRule="auto"/>
-        <w:rPr>
-          <w:sz w:val="36"/>
-          <w:szCs w:val="36"/>
-        </w:rPr>
-      </w:pPr>
-      <w:bookmarkStart w:colFirst="0" w:colLast="0" w:name="_heading=h.32qoipawp8f1" w:id="4"/>
-      <w:bookmarkEnd w:id="4"/>
-      <w:r>
-        <w:rPr>
-          <w:rtl w:val="0"/>
-        </w:rPr>
-      </w:r>
-    </w:p>
-    <w:p>
-      <w:pPr>
-        <w:spacing w:after="240" w:before="240" w:lineRule="auto"/>
-        <w:jc w:val="center"/>
-        <w:rPr>
-          <w:b w:val="1"/>
-          <w:bCs w:val="1"/>
-          <w:sz w:val="36"/>
-          <w:szCs w:val="36"/>
-        </w:rPr>
-      </w:pPr>
-      <w:bookmarkStart w:colFirst="0" w:colLast="0" w:name="_heading=h.9n1rbhlypto9" w:id="0"/>
-      <w:bookmarkEnd w:id="0"/>
-      <w:r>
-        <w:rPr>
-          <w:sz w:val="36"/>
-          <w:szCs w:val="36"/>
-          <w:rtl w:val="0"/>
-        </w:rPr>
-        <w:t xml:space="preserve">Cidade, </w:t>
-      </w:r>
-      <w:r>
-        <w:rPr>
-          <w:b w:val="1"/>
-          <w:bCs w:val="1"/>
-          <w:sz w:val="36"/>
-          <w:szCs w:val="36"/>
-          <w:rtl w:val="0"/>
-        </w:rPr>
-        <w:t xml:space="preserve">{{data_extenso}}</w:t>
-      </w:r>
-    </w:p>
-    <w:p>
-      <w:pPr>
-        <w:spacing w:after="240" w:before="240" w:lineRule="auto"/>
-        <w:jc w:val="center"/>
-        <w:rPr>
-          <w:b w:val="1"/>
-          <w:bCs w:val="1"/>
-          <w:sz w:val="36"/>
-          <w:szCs w:val="36"/>
-        </w:rPr>
-      </w:pPr>
-      <w:bookmarkStart w:colFirst="0" w:colLast="0" w:name="_heading=h.9bnmq71v577z" w:id="5"/>
-      <w:bookmarkEnd w:id="5"/>
-      <w:r>
-        <w:rPr>
-          <w:rtl w:val="0"/>
-        </w:rPr>
-      </w:r>
-    </w:p>
-    <w:p>
-      <w:pPr>
-        <w:rPr>
-          <w:sz w:val="36"/>
-          <w:szCs w:val="36"/>
-        </w:rPr>
-      </w:pPr>
-      <w:bookmarkStart w:colFirst="0" w:colLast="0" w:name="_heading=h.9n1rbhlypto9" w:id="0"/>
-      <w:bookmarkEnd w:id="0"/>
-      <w:r>
-        <w:pict>
-          <v:rect style="width:0.0pt;height:1.5pt" o:hr="t" o:hrstd="t" o:hralign="center" fillcolor="#A0A0A0" stroked="f"/>
-        </w:pict>
-      </w:r>
-      <w:r>
-        <w:rPr>
-          <w:rtl w:val="0"/>
-        </w:rPr>
-      </w:r>
-    </w:p>
-    <w:p>
-      <w:pPr>
-        <w:spacing w:after="240" w:before="240" w:lineRule="auto"/>
-        <w:jc w:val="center"/>
-        <w:rPr>
-          <w:sz w:val="36"/>
-          <w:szCs w:val="36"/>
-        </w:rPr>
-      </w:pPr>
-      <w:bookmarkStart w:colFirst="0" w:colLast="0" w:name="_heading=h.9n1rbhlypto9" w:id="0"/>
-      <w:bookmarkEnd w:id="0"/>
-      <w:r>
-        <w:rPr>
-          <w:b w:val="1"/>
-          <w:bCs w:val="1"/>
-          <w:sz w:val="36"/>
-          <w:szCs w:val="36"/>
-          <w:rtl w:val="0"/>
-        </w:rPr>
-        <w:t xml:space="preserve">Dra. Shara</w:t>
-      </w:r>
-      <w:r>
-        <w:rPr>
-          <w:sz w:val="36"/>
-          <w:szCs w:val="36"/>
-          <w:rtl w:val="0"/>
-        </w:rPr>
-        <w:t xml:space="preserve"> CREFITO-4/ 40974-F</w:t>
-      </w:r>
-    </w:p>
-    <w:p>
-      <w:pPr>
-        <w:rPr>
-          <w:sz w:val="36"/>
-          <w:szCs w:val="36"/>
-        </w:rPr>
-      </w:pPr>
-      <w:bookmarkStart w:colFirst="0" w:colLast="0" w:name="_heading=h.9n1rbhlypto9" w:id="0"/>
-      <w:bookmarkEnd w:id="0"/>
-      <w:r>
-        <w:rPr>
-          <w:sz w:val="36"/>
-          <w:szCs w:val="36"/>
-          <w:rtl w:val="0"/>
-        </w:rPr>
-        <w:t xml:space="preserve">                                            </w:t>
-      </w:r>
+        <w:jc w:val="center"/>
+        <w:rPr>
+          <w:b w:val="1"/>
+          <w:bCs w:val="1"/>
+          <w:sz w:val="44"/>
+          <w:szCs w:val="44"/>
+        </w:rPr>
+      </w:pPr>
+      <w:r>
+        <w:rPr>
+          <w:b w:val="1"/>
+          <w:bCs w:val="1"/>
+          <w:sz w:val="44"/>
+          <w:szCs w:val="44"/>
+          <w:rtl w:val="0"/>
+        </w:rPr>
+        <w:t xml:space="preserve">Paciente: {{nome_paciente}}</w:t>
+      </w:r>
+    </w:p>
+    <w:p>
+      <w:pPr>
+        <w:jc w:val="center"/>
+        <w:rPr>
+          <w:b w:val="1"/>
+          <w:bCs w:val="1"/>
+          <w:sz w:val="44"/>
+          <w:szCs w:val="44"/>
+        </w:rPr>
+      </w:pPr>
+      <w:r>
+        <w:rPr>
+          <w:rtl w:val="0"/>
+        </w:rPr>
+      </w:r>
+    </w:p>
+    <w:p>
+      <w:pPr>
+        <w:jc w:val="center"/>
+        <w:rPr>
+          <w:b w:val="1"/>
+          <w:bCs w:val="1"/>
+          <w:sz w:val="44"/>
+          <w:szCs w:val="44"/>
+        </w:rPr>
+      </w:pPr>
+      <w:r>
+        <w:rPr>
+          <w:rtl w:val="0"/>
+        </w:rPr>
+      </w:r>
+    </w:p>
+    <w:p>
+      <w:pPr>
+        <w:jc w:val="center"/>
+        <w:rPr>
+          <w:b w:val="1"/>
+          <w:bCs w:val="1"/>
+          <w:sz w:val="44"/>
+          <w:szCs w:val="44"/>
+        </w:rPr>
+      </w:pPr>
+      <w:r>
+        <w:rPr>
+          <w:rtl w:val="0"/>
+        </w:rPr>
+      </w:r>
+    </w:p>
+    <w:p>
+      <w:pPr>
+        <w:jc w:val="center"/>
+        <w:rPr>
+          <w:b w:val="1"/>
+          <w:bCs w:val="1"/>
+          <w:sz w:val="44"/>
+          <w:szCs w:val="44"/>
+        </w:rPr>
+      </w:pPr>
+      <w:r>
+        <w:rPr>
+          <w:rtl w:val="0"/>
+        </w:rPr>
+      </w:r>
+    </w:p>
+    <w:p>
+      <w:pPr>
+        <w:rPr>
+          <w:sz w:val="38"/>
+          <w:szCs w:val="38"/>
+        </w:rPr>
+      </w:pPr>
+      <w:r>
+        <w:rPr>
+          <w:rtl w:val="0"/>
+        </w:rPr>
+      </w:r>
+    </w:p>
+    <w:p>
+      <w:pPr>
+        <w:rPr>
+          <w:sz w:val="38"/>
+          <w:szCs w:val="38"/>
+        </w:rPr>
+      </w:pPr>
+      <w:r>
+        <w:rPr>
+          <w:sz w:val="38"/>
+          <w:szCs w:val="38"/>
+          <w:rtl w:val="0"/>
+        </w:rPr>
+        <w:t xml:space="preserve">Solicitação: Solicito através deste, o exame {{tipo_exame}}, para avaliar as condições {{condicoes_avaliar}} do paciente acima citado.</w:t>
+      </w:r>
+    </w:p>
+    <w:p>
+      <w:pPr>
+        <w:jc w:val="center"/>
+        <w:rPr>
+          <w:b w:val="1"/>
+          <w:bCs w:val="1"/>
+          <w:sz w:val="44"/>
+          <w:szCs w:val="44"/>
+        </w:rPr>
+      </w:pPr>
+      <w:r>
+        <w:rPr>
+          <w:rtl w:val="0"/>
+        </w:rPr>
+      </w:r>
+    </w:p>
+    <w:p>
+      <w:pPr>
+        <w:jc w:val="center"/>
+        <w:rPr>
+          <w:b w:val="1"/>
+          <w:bCs w:val="1"/>
+          <w:sz w:val="44"/>
+          <w:szCs w:val="44"/>
+        </w:rPr>
+      </w:pPr>
+      <w:r>
+        <w:rPr>
+          <w:rtl w:val="0"/>
+        </w:rPr>
+      </w:r>
+    </w:p>
+    <w:p>
+      <w:pPr>
+        <w:rPr>
+          <w:sz w:val="40"/>
+          <w:szCs w:val="40"/>
+        </w:rPr>
+      </w:pPr>
+      <w:r>
+        <w:rPr>
+          <w:rtl w:val="0"/>
+        </w:rPr>
+      </w:r>
+    </w:p>
+    <w:p>
+      <w:pPr>
+        <w:rPr>
+          <w:sz w:val="40"/>
+          <w:szCs w:val="40"/>
+        </w:rPr>
+      </w:pPr>
+      <w:r>
+        <w:rPr>
+          <w:sz w:val="40"/>
+          <w:szCs w:val="40"/>
+          <w:rtl w:val="0"/>
+        </w:rPr>
+        <w:t xml:space="preserve">Cidade, {{data_extenso}}</w:t>
+      </w:r>
+    </w:p>
+    <w:p>
+      <w:pPr>
+        <w:jc w:val="left"/>
+        <w:rPr>
+          <w:b w:val="1"/>
+          <w:bCs w:val="1"/>
+          <w:sz w:val="40"/>
+          <w:szCs w:val="40"/>
+        </w:rPr>
+      </w:pPr>
+      <w:r>
+        <w:rPr>
+          <w:rtl w:val="0"/>
+        </w:rPr>
+      </w:r>
+    </w:p>
+    <w:p>
+      <w:pPr>
+        <w:jc w:val="center"/>
+        <w:rPr>
+          <w:sz w:val="40"/>
+          <w:szCs w:val="40"/>
+        </w:rPr>
+      </w:pPr>
+      <w:r>
+        <w:rPr>
+          <w:sz w:val="40"/>
+          <w:szCs w:val="40"/>
+          <w:rtl w:val="0"/>
+        </w:rPr>
+        <w:t xml:space="preserve">______________________________________</w:t>
+      </w:r>
+    </w:p>
+    <w:p>
+      <w:pPr>
+        <w:jc w:val="center"/>
+        <w:rPr>
+          <w:sz w:val="40"/>
+          <w:szCs w:val="40"/>
+        </w:rPr>
+      </w:pPr>
+      <w:r>
+        <w:rPr>
+          <w:sz w:val="40"/>
+          <w:szCs w:val="40"/>
+          <w:rtl w:val="0"/>
+        </w:rPr>
+        <w:t xml:space="preserve">Dra. Shara Magaly Brilhante Bezerra</w:t>
+      </w:r>
+    </w:p>
+    <w:p>
+      <w:pPr>
+        <w:jc w:val="center"/>
+        <w:rPr>
+          <w:sz w:val="40"/>
+          <w:szCs w:val="40"/>
+        </w:rPr>
+      </w:pPr>
+      <w:r>
+        <w:rPr>
+          <w:sz w:val="40"/>
+          <w:szCs w:val="40"/>
+          <w:rtl w:val="0"/>
+        </w:rPr>
+        <w:t xml:space="preserve">CREFITO 40974-F</w:t>
+      </w:r>
+    </w:p>
+    <w:p>
+      <w:pPr>
+        <w:jc w:val="center"/>
+        <w:rPr>
+          <w:b w:val="1"/>
+          <w:bCs w:val="1"/>
+          <w:sz w:val="44"/>
+          <w:szCs w:val="44"/>
+        </w:rPr>
+      </w:pPr>
+      <w:r>
+        <w:rPr>
+          <w:rtl w:val="0"/>
+        </w:rPr>
+      </w:r>
+    </w:p>
+    <w:p>
+      <w:pPr>
+        <w:jc w:val="center"/>
+        <w:rPr>
+          <w:b w:val="1"/>
+          <w:bCs w:val="1"/>
+          <w:sz w:val="44"/>
+          <w:szCs w:val="44"/>
+        </w:rPr>
+      </w:pPr>
       <w:r>
         <w:rPr>
           <w:rtl w:val="0"/>
@@ -361,12 +344,36 @@
       </w:r>
     </w:p>
     <w:sectPr>
-      <w:pgSz w:h="16838" w:w="11906" w:orient="portrait"/>
-      <w:pgMar w:bottom="1417" w:top="1417" w:left="1701" w:right="1701" w:header="708" w:footer="708"/>
+      <w:headerReference r:id="rId6" w:type="default"/>
+      <w:pgSz w:h="15840" w:w="12240" w:orient="portrait"/>
+      <w:pgMar w:bottom="1440" w:top="1440" w:left="1440" w:right="1440" w:header="720" w:footer="720"/>
       <w:pgNumType w:start="1"/>
     </w:sectPr>
   </w:body>
 </w:document>
+</file>
+
+<file path=word/header1.xml><?xml version="1.0" encoding="utf-8"?>
+<w:hdr xmlns:mc="http://schemas.openxmlformats.org/markup-compatibility/2006" xmlns:o="urn:schemas-microsoft-com:office:office" xmlns:r="http://schemas.openxmlformats.org/officeDocument/2006/relationships" xmlns:m="http://schemas.openxmlformats.org/officeDocument/2006/math" xmlns:v="urn:schemas-microsoft-com:vml" xmlns:wp="http://schemas.openxmlformats.org/drawingml/2006/wordprocessingDrawing" xmlns:w10="urn:schemas-microsoft-com:office:word" xmlns:w="http://schemas.openxmlformats.org/wordprocessingml/2006/main" xmlns:wne="http://schemas.microsoft.com/office/word/2006/wordml" xmlns:sl="http://schemas.openxmlformats.org/schemaLibrary/2006/main" xmlns:a="http://schemas.openxmlformats.org/drawingml/2006/main" xmlns:pic="http://schemas.openxmlformats.org/drawingml/2006/picture" xmlns:c="http://schemas.openxmlformats.org/drawingml/2006/chart" xmlns:lc="http://schemas.openxmlformats.org/drawingml/2006/lockedCanvas" xmlns:dgm="http://schemas.openxmlformats.org/drawingml/2006/diagram" xmlns:wps="http://schemas.microsoft.com/office/word/2010/wordprocessingShape" xmlns:wpg="http://schemas.microsoft.com/office/word/2010/wordprocessingGroup" xmlns:w14="http://schemas.microsoft.com/office/word/2010/wordml" xmlns:w15="http://schemas.microsoft.com/office/word/2012/wordml" xmlns:w16="http://schemas.microsoft.com/office/word/2018/wordml" xmlns:w16cex="http://schemas.microsoft.com/office/word/2018/wordml/cex" xmlns:w16cid="http://schemas.microsoft.com/office/word/2016/wordml/cid" xmlns="http://schemas.microsoft.com/office/tasks/2019/documenttasks" xmlns:cr="http://schemas.microsoft.com/office/comments/2020/reactions">
+  <w:p>
+    <w:pPr>
+      <w:rPr/>
+    </w:pPr>
+    <w:r>
+      <w:rPr/>
+      <w:pict>
+        <v:shape id="WordPictureWatermark1" style="position:absolute;width:617.76pt;height:795.6171617161715pt;rotation:0;z-index:-503316481;mso-position-horizontal-relative:margin;mso-position-horizontal:absolute;margin-left:-75.0pt;mso-position-vertical-relative:margin;mso-position-vertical:absolute;margin-top:-73.875pt;" alt="" type="#_x0000_t75">
+          <v:imagedata cropbottom="0f" cropleft="0f" cropright="0f" croptop="0f" r:id="rId1" o:title="image1.png"/>
+        </v:shape>
+      </w:pict>
+    </w:r>
+    <w:r>
+      <w:rPr>
+        <w:rtl w:val="0"/>
+      </w:rPr>
+    </w:r>
+  </w:p>
+</w:hdr>
 </file>
 
 <file path=word/numbering.xml><?xml version="1.0" encoding="utf-8"?>
@@ -378,15 +385,15 @@
   <w:docDefaults>
     <w:rPrDefault>
       <w:rPr>
-        <w:rFonts w:ascii="Calibri" w:cs="Calibri" w:eastAsia="Calibri" w:hAnsi="Calibri"/>
+        <w:rFonts w:ascii="Arial" w:cs="Arial" w:eastAsia="Arial" w:hAnsi="Arial"/>
         <w:sz w:val="22"/>
         <w:szCs w:val="22"/>
-        <w:lang w:val="pt_BR"/>
+        <w:lang w:val="en"/>
       </w:rPr>
     </w:rPrDefault>
     <w:pPrDefault>
       <w:pPr>
-        <w:spacing w:after="160" w:line="259" w:lineRule="auto"/>
+        <w:spacing w:line="276" w:lineRule="auto"/>
       </w:pPr>
     </w:pPrDefault>
   </w:docDefaults>
@@ -412,13 +419,11 @@
       <w:keepNext w:val="1"/>
       <w:keepLines w:val="1"/>
       <w:pageBreakBefore w:val="0"/>
-      <w:spacing w:after="120" w:before="480" w:lineRule="auto"/>
+      <w:spacing w:after="120" w:before="400" w:lineRule="auto"/>
     </w:pPr>
     <w:rPr>
-      <w:b w:val="1"/>
-      <w:bCs w:val="1"/>
-      <w:sz w:val="48"/>
-      <w:szCs w:val="48"/>
+      <w:sz w:val="40"/>
+      <w:szCs w:val="40"/>
     </w:rPr>
   </w:style>
   <w:style w:type="paragraph" w:styleId="Heading2">
@@ -429,17 +434,35 @@
       <w:keepNext w:val="1"/>
       <w:keepLines w:val="1"/>
       <w:pageBreakBefore w:val="0"/>
-      <w:spacing w:after="80" w:before="360" w:lineRule="auto"/>
+      <w:spacing w:after="120" w:before="360" w:lineRule="auto"/>
     </w:pPr>
     <w:rPr>
-      <w:b w:val="1"/>
-      <w:bCs w:val="1"/>
-      <w:sz w:val="36"/>
-      <w:szCs w:val="36"/>
+      <w:b w:val="0"/>
+      <w:bCs w:val="0"/>
+      <w:sz w:val="32"/>
+      <w:szCs w:val="32"/>
     </w:rPr>
   </w:style>
   <w:style w:type="paragraph" w:styleId="Heading3">
     <w:name w:val="heading 3"/>
+    <w:basedOn w:val="Normal"/>
+    <w:next w:val="Normal"/>
+    <w:pPr>
+      <w:keepNext w:val="1"/>
+      <w:keepLines w:val="1"/>
+      <w:pageBreakBefore w:val="0"/>
+      <w:spacing w:after="80" w:before="320" w:lineRule="auto"/>
+    </w:pPr>
+    <w:rPr>
+      <w:b w:val="0"/>
+      <w:bCs w:val="0"/>
+      <w:color w:val="434343"/>
+      <w:sz w:val="28"/>
+      <w:szCs w:val="28"/>
+    </w:rPr>
+  </w:style>
+  <w:style w:type="paragraph" w:styleId="Heading4">
+    <w:name w:val="heading 4"/>
     <w:basedOn w:val="Normal"/>
     <w:next w:val="Normal"/>
     <w:pPr>
@@ -449,25 +472,7 @@
       <w:spacing w:after="80" w:before="280" w:lineRule="auto"/>
     </w:pPr>
     <w:rPr>
-      <w:b w:val="1"/>
-      <w:bCs w:val="1"/>
-      <w:sz w:val="28"/>
-      <w:szCs w:val="28"/>
-    </w:rPr>
-  </w:style>
-  <w:style w:type="paragraph" w:styleId="Heading4">
-    <w:name w:val="heading 4"/>
-    <w:basedOn w:val="Normal"/>
-    <w:next w:val="Normal"/>
-    <w:pPr>
-      <w:keepNext w:val="1"/>
-      <w:keepLines w:val="1"/>
-      <w:pageBreakBefore w:val="0"/>
-      <w:spacing w:after="40" w:before="240" w:lineRule="auto"/>
-    </w:pPr>
-    <w:rPr>
-      <w:b w:val="1"/>
-      <w:bCs w:val="1"/>
+      <w:color w:val="666666"/>
       <w:sz w:val="24"/>
       <w:szCs w:val="24"/>
     </w:rPr>
@@ -480,11 +485,10 @@
       <w:keepNext w:val="1"/>
       <w:keepLines w:val="1"/>
       <w:pageBreakBefore w:val="0"/>
-      <w:spacing w:after="40" w:before="220" w:lineRule="auto"/>
+      <w:spacing w:after="80" w:before="240" w:lineRule="auto"/>
     </w:pPr>
     <w:rPr>
-      <w:b w:val="1"/>
-      <w:bCs w:val="1"/>
+      <w:color w:val="666666"/>
       <w:sz w:val="22"/>
       <w:szCs w:val="22"/>
     </w:rPr>
@@ -497,13 +501,14 @@
       <w:keepNext w:val="1"/>
       <w:keepLines w:val="1"/>
       <w:pageBreakBefore w:val="0"/>
-      <w:spacing w:after="40" w:before="200" w:lineRule="auto"/>
+      <w:spacing w:after="80" w:before="240" w:lineRule="auto"/>
     </w:pPr>
     <w:rPr>
-      <w:b w:val="1"/>
-      <w:bCs w:val="1"/>
-      <w:sz w:val="20"/>
-      <w:szCs w:val="20"/>
+      <w:i w:val="1"/>
+      <w:iCs w:val="1"/>
+      <w:color w:val="666666"/>
+      <w:sz w:val="22"/>
+      <w:szCs w:val="22"/>
     </w:rPr>
   </w:style>
   <w:style w:type="paragraph" w:styleId="Title">
@@ -514,13 +519,11 @@
       <w:keepNext w:val="1"/>
       <w:keepLines w:val="1"/>
       <w:pageBreakBefore w:val="0"/>
-      <w:spacing w:after="120" w:before="480" w:lineRule="auto"/>
+      <w:spacing w:after="60" w:before="0" w:lineRule="auto"/>
     </w:pPr>
     <w:rPr>
-      <w:b w:val="1"/>
-      <w:bCs w:val="1"/>
-      <w:sz w:val="72"/>
-      <w:szCs w:val="72"/>
+      <w:sz w:val="52"/>
+      <w:szCs w:val="52"/>
     </w:rPr>
   </w:style>
   <w:style w:type="paragraph" w:styleId="Subtitle">
@@ -531,15 +534,15 @@
       <w:keepNext w:val="1"/>
       <w:keepLines w:val="1"/>
       <w:pageBreakBefore w:val="0"/>
-      <w:spacing w:after="80" w:before="360" w:lineRule="auto"/>
+      <w:spacing w:after="320" w:before="0" w:lineRule="auto"/>
     </w:pPr>
     <w:rPr>
-      <w:rFonts w:ascii="Georgia" w:cs="Georgia" w:eastAsia="Georgia" w:hAnsi="Georgia"/>
-      <w:i w:val="1"/>
-      <w:iCs w:val="1"/>
+      <w:rFonts w:ascii="Arial" w:cs="Arial" w:eastAsia="Arial" w:hAnsi="Arial"/>
+      <w:i w:val="0"/>
+      <w:iCs w:val="0"/>
       <w:color w:val="666666"/>
-      <w:sz w:val="48"/>
-      <w:szCs w:val="48"/>
+      <w:sz w:val="30"/>
+      <w:szCs w:val="30"/>
     </w:rPr>
   </w:style>
 </w:styles>
@@ -863,19 +866,4 @@
   </a:objectDefaults>
   <a:extraClrSchemeLst/>
 </a:theme>
-</file>
-
-<file path=customXML/item1.xml><?xml version="1.0" encoding="utf-8"?>
-<go:gDocsCustomXmlDataStorage xmlns:go="http://customooxmlschemas.google.com/" xmlns:r="http://schemas.openxmlformats.org/officeDocument/2006/relationships" uri="GoogleDocsCustomDataVersion2">
-  <go:docsCustomData xmlns:go="http://customooxmlschemas.google.com/" roundtripDataSignature="AMtx7mh1sIWpdyl81zW6l+Ojrz3WVICRFw==">CgMxLjAyDmguOW4xcmJobHlwdG85Mg5oLjVocnE1dXB3cGNrNjIOaC5xaTEyMjVndTFrbnMyDmguOW4xcmJobHlwdG85Mg5oLjluMXJiaGx5cHRvOTIOaC4zdTJvN2draDhyeHIyDmguMzJxb2lwYXdwOGYxMg5oLjluMXJiaGx5cHRvOTIOaC45Ym5tcTcxdjU3N3oyDmguOW4xcmJobHlwdG85Mg5oLjluMXJiaGx5cHRvOTIOaC45bjFyYmhseXB0bzk4AHIhMTFHRGltM0R6aWFLUWZuRXZzangzYVk3Um0zazdpZm9X</go:docsCustomData>
-</go:gDocsCustomXmlDataStorage>
-</file>
-
-<file path=customXML/itemProps1.xml><?xml version="1.0" encoding="utf-8"?>
-<ds:datastoreItem xmlns:ds="http://schemas.openxmlformats.org/officeDocument/2006/customXml" ds:itemID="{11111111-1234-1234-1234-123412341234}">
-  <ds:schemaRefs>
-    <ds:schemaRef ds:uri="http://schemas.openxmlformats.org/officeDocument/2006/relationships"/>
-    <ds:schemaRef ds:uri="http://customooxmlschemas.google.com/"/>
-  </ds:schemaRefs>
-</ds:datastoreItem>
 </file>